--- a/COMP SCI NEA THOMAS JUBB/Documents/7.Testing/6. Testing FINAL.docx
+++ b/COMP SCI NEA THOMAS JUBB/Documents/7.Testing/6. Testing FINAL.docx
@@ -3355,7 +3355,23 @@
                 <w:rFonts w:ascii="Calibri" w:hAnsi="Calibri" w:cs="Calibri"/>
                 <w:color w:val="000000"/>
               </w:rPr>
-              <w:t>Admin sees return to modify fighters button visible</w:t>
+              <w:t xml:space="preserve">Admin sees return to modify </w:t>
+            </w:r>
+            <w:proofErr w:type="gramStart"/>
+            <w:r>
+              <w:rPr>
+                <w:rFonts w:ascii="Calibri" w:hAnsi="Calibri" w:cs="Calibri"/>
+                <w:color w:val="000000"/>
+              </w:rPr>
+              <w:t>fighters</w:t>
+            </w:r>
+            <w:proofErr w:type="gramEnd"/>
+            <w:r>
+              <w:rPr>
+                <w:rFonts w:ascii="Calibri" w:hAnsi="Calibri" w:cs="Calibri"/>
+                <w:color w:val="000000"/>
+              </w:rPr>
+              <w:t xml:space="preserve"> button visible</w:t>
             </w:r>
           </w:p>
         </w:tc>
@@ -3677,7 +3693,23 @@
                 <w:rFonts w:ascii="Calibri" w:hAnsi="Calibri" w:cs="Calibri"/>
                 <w:color w:val="000000"/>
               </w:rPr>
-              <w:t>Search “Jon jons” for “Jon Jones”</w:t>
+              <w:t xml:space="preserve">Search “Jon </w:t>
+            </w:r>
+            <w:proofErr w:type="spellStart"/>
+            <w:r>
+              <w:rPr>
+                <w:rFonts w:ascii="Calibri" w:hAnsi="Calibri" w:cs="Calibri"/>
+                <w:color w:val="000000"/>
+              </w:rPr>
+              <w:t>jons</w:t>
+            </w:r>
+            <w:proofErr w:type="spellEnd"/>
+            <w:r>
+              <w:rPr>
+                <w:rFonts w:ascii="Calibri" w:hAnsi="Calibri" w:cs="Calibri"/>
+                <w:color w:val="000000"/>
+              </w:rPr>
+              <w:t>” for “Jon Jones”</w:t>
             </w:r>
           </w:p>
         </w:tc>
@@ -7914,7 +7946,15 @@
           </w:tcPr>
           <w:p>
             <w:r>
-              <w:t>Type non existent fighter ID into holder</w:t>
+              <w:t xml:space="preserve">Type </w:t>
+            </w:r>
+            <w:proofErr w:type="spellStart"/>
+            <w:r>
+              <w:t>non existent</w:t>
+            </w:r>
+            <w:proofErr w:type="spellEnd"/>
+            <w:r>
+              <w:t xml:space="preserve"> fighter ID into holder</w:t>
             </w:r>
           </w:p>
         </w:tc>
@@ -8293,10 +8333,26 @@
         <w:t>For</w:t>
       </w:r>
       <w:r>
-        <w:t xml:space="preserve"> all of the</w:t>
+        <w:t xml:space="preserve"> </w:t>
+      </w:r>
+      <w:proofErr w:type="gramStart"/>
+      <w:r>
+        <w:t>all of</w:t>
+      </w:r>
+      <w:proofErr w:type="gramEnd"/>
+      <w:r>
+        <w:t xml:space="preserve"> the</w:t>
       </w:r>
       <w:r>
-        <w:t xml:space="preserve"> the testing each </w:t>
+        <w:t xml:space="preserve"> </w:t>
+      </w:r>
+      <w:proofErr w:type="spellStart"/>
+      <w:r>
+        <w:t>the</w:t>
+      </w:r>
+      <w:proofErr w:type="spellEnd"/>
+      <w:r>
+        <w:t xml:space="preserve"> testing each </w:t>
       </w:r>
       <w:r>
         <w:t xml:space="preserve">test is shown in the Testing Videos folder adjacent to this document. Each test is titled by </w:t>
@@ -11809,6 +11865,7 @@
                 <w:szCs w:val="22"/>
               </w:rPr>
             </w:pPr>
+            <w:proofErr w:type="spellStart"/>
             <w:r>
               <w:rPr>
                 <w:rFonts w:ascii="Calibri" w:hAnsi="Calibri" w:cs="Calibri"/>
@@ -11818,6 +11875,7 @@
               </w:rPr>
               <w:t>FighterID</w:t>
             </w:r>
+            <w:proofErr w:type="spellEnd"/>
           </w:p>
         </w:tc>
         <w:tc>
@@ -13172,6 +13230,7 @@
                 <w:szCs w:val="22"/>
               </w:rPr>
             </w:pPr>
+            <w:proofErr w:type="spellStart"/>
             <w:r>
               <w:rPr>
                 <w:rFonts w:ascii="Calibri" w:hAnsi="Calibri" w:cs="Calibri"/>
@@ -13181,6 +13240,7 @@
               </w:rPr>
               <w:t>EventID</w:t>
             </w:r>
+            <w:proofErr w:type="spellEnd"/>
           </w:p>
         </w:tc>
         <w:tc>
@@ -13657,6 +13717,7 @@
                 <w:szCs w:val="22"/>
               </w:rPr>
             </w:pPr>
+            <w:proofErr w:type="spellStart"/>
             <w:r>
               <w:rPr>
                 <w:rFonts w:ascii="Calibri" w:hAnsi="Calibri" w:cs="Calibri"/>
@@ -13666,6 +13727,7 @@
               </w:rPr>
               <w:t>EndRound</w:t>
             </w:r>
+            <w:proofErr w:type="spellEnd"/>
           </w:p>
         </w:tc>
         <w:tc>
@@ -13893,6 +13955,7 @@
                 <w:szCs w:val="22"/>
               </w:rPr>
             </w:pPr>
+            <w:proofErr w:type="spellStart"/>
             <w:r>
               <w:rPr>
                 <w:rFonts w:ascii="Calibri" w:hAnsi="Calibri" w:cs="Calibri"/>
@@ -13902,6 +13965,7 @@
               </w:rPr>
               <w:t>EndTime</w:t>
             </w:r>
+            <w:proofErr w:type="spellEnd"/>
           </w:p>
         </w:tc>
         <w:tc>
@@ -14329,9 +14393,11 @@
             </w:pPr>
           </w:p>
           <w:p>
+            <w:proofErr w:type="spellStart"/>
             <w:r>
               <w:t>FighterFights</w:t>
             </w:r>
+            <w:proofErr w:type="spellEnd"/>
           </w:p>
         </w:tc>
       </w:tr>
@@ -14390,6 +14456,7 @@
                 <w:szCs w:val="22"/>
               </w:rPr>
             </w:pPr>
+            <w:proofErr w:type="spellStart"/>
             <w:r>
               <w:rPr>
                 <w:rFonts w:ascii="Calibri" w:hAnsi="Calibri" w:cs="Calibri"/>
@@ -14399,6 +14466,7 @@
               </w:rPr>
               <w:t>FighterID</w:t>
             </w:r>
+            <w:proofErr w:type="spellEnd"/>
           </w:p>
         </w:tc>
         <w:tc>
@@ -14871,6 +14939,7 @@
                 <w:szCs w:val="22"/>
               </w:rPr>
             </w:pPr>
+            <w:proofErr w:type="spellStart"/>
             <w:r>
               <w:rPr>
                 <w:rFonts w:ascii="Calibri" w:hAnsi="Calibri" w:cs="Calibri"/>
@@ -14880,6 +14949,7 @@
               </w:rPr>
               <w:t>FighterID</w:t>
             </w:r>
+            <w:proofErr w:type="spellEnd"/>
           </w:p>
         </w:tc>
         <w:tc>
@@ -15510,8 +15580,19 @@
                 <w:sz w:val="22"/>
                 <w:szCs w:val="22"/>
               </w:rPr>
-              <w:t>80 years ago</w:t>
-            </w:r>
+              <w:t xml:space="preserve">80 years </w:t>
+            </w:r>
+            <w:proofErr w:type="gramStart"/>
+            <w:r>
+              <w:rPr>
+                <w:rFonts w:ascii="Calibri" w:hAnsi="Calibri" w:cs="Calibri"/>
+                <w:color w:val="000000"/>
+                <w:sz w:val="22"/>
+                <w:szCs w:val="22"/>
+              </w:rPr>
+              <w:t>ago</w:t>
+            </w:r>
+            <w:proofErr w:type="gramEnd"/>
           </w:p>
         </w:tc>
         <w:tc>
@@ -15538,8 +15619,19 @@
                 <w:sz w:val="22"/>
                 <w:szCs w:val="22"/>
               </w:rPr>
-              <w:t>18 years ago</w:t>
-            </w:r>
+              <w:t xml:space="preserve">18 years </w:t>
+            </w:r>
+            <w:proofErr w:type="gramStart"/>
+            <w:r>
+              <w:rPr>
+                <w:rFonts w:ascii="Calibri" w:hAnsi="Calibri" w:cs="Calibri"/>
+                <w:color w:val="000000"/>
+                <w:sz w:val="22"/>
+                <w:szCs w:val="22"/>
+              </w:rPr>
+              <w:t>ago</w:t>
+            </w:r>
+            <w:proofErr w:type="gramEnd"/>
           </w:p>
         </w:tc>
         <w:tc>
@@ -15564,8 +15656,19 @@
                 <w:sz w:val="22"/>
                 <w:szCs w:val="22"/>
               </w:rPr>
-              <w:t>60 years ago</w:t>
-            </w:r>
+              <w:t xml:space="preserve">60 years </w:t>
+            </w:r>
+            <w:proofErr w:type="gramStart"/>
+            <w:r>
+              <w:rPr>
+                <w:rFonts w:ascii="Calibri" w:hAnsi="Calibri" w:cs="Calibri"/>
+                <w:color w:val="000000" w:themeColor="text1"/>
+                <w:sz w:val="22"/>
+                <w:szCs w:val="22"/>
+              </w:rPr>
+              <w:t>ago</w:t>
+            </w:r>
+            <w:proofErr w:type="gramEnd"/>
           </w:p>
         </w:tc>
       </w:tr>
@@ -15879,6 +15982,7 @@
                 <w:szCs w:val="22"/>
               </w:rPr>
             </w:pPr>
+            <w:proofErr w:type="spellStart"/>
             <w:r>
               <w:rPr>
                 <w:rFonts w:ascii="Calibri" w:hAnsi="Calibri" w:cs="Calibri"/>
@@ -15888,6 +15992,7 @@
               </w:rPr>
               <w:t>ImageURL</w:t>
             </w:r>
+            <w:proofErr w:type="spellEnd"/>
           </w:p>
         </w:tc>
         <w:tc>
@@ -17464,7 +17569,15 @@
               <w:t>Add login side validation and</w:t>
             </w:r>
             <w:r>
-              <w:t xml:space="preserve"> make the login screen not go through on an SQL error</w:t>
+              <w:t xml:space="preserve"> make the login screen </w:t>
+            </w:r>
+            <w:proofErr w:type="gramStart"/>
+            <w:r>
+              <w:t>not go</w:t>
+            </w:r>
+            <w:proofErr w:type="gramEnd"/>
+            <w:r>
+              <w:t xml:space="preserve"> through on an SQL error</w:t>
             </w:r>
           </w:p>
         </w:tc>
@@ -17533,7 +17646,15 @@
               <w:t xml:space="preserve">Process </w:t>
             </w:r>
             <w:r>
-              <w:t>end times in fights as mm:ss or more ideally m:ss</w:t>
+              <w:t xml:space="preserve">end times in fights as </w:t>
+            </w:r>
+            <w:proofErr w:type="spellStart"/>
+            <w:r>
+              <w:t>mm:ss</w:t>
+            </w:r>
+            <w:proofErr w:type="spellEnd"/>
+            <w:r>
+              <w:t xml:space="preserve"> or more ideally m:ss</w:t>
             </w:r>
           </w:p>
         </w:tc>
@@ -17580,7 +17701,15 @@
           </w:tcPr>
           <w:p>
             <w:r>
-              <w:t>Adjust image url length constraints to be 256 chars</w:t>
+              <w:t xml:space="preserve">Adjust image </w:t>
+            </w:r>
+            <w:proofErr w:type="spellStart"/>
+            <w:r>
+              <w:t>url</w:t>
+            </w:r>
+            <w:proofErr w:type="spellEnd"/>
+            <w:r>
+              <w:t xml:space="preserve"> length constraints to be 256 chars</w:t>
             </w:r>
           </w:p>
         </w:tc>
@@ -19631,6 +19760,15 @@
 </file>
 
 <file path=customXml/item1.xml><?xml version="1.0" encoding="utf-8"?>
+<?mso-contentType ?>
+<FormTemplates xmlns="http://schemas.microsoft.com/sharepoint/v3/contenttype/forms">
+  <Display>DocumentLibraryForm</Display>
+  <Edit>DocumentLibraryForm</Edit>
+  <New>DocumentLibraryForm</New>
+</FormTemplates>
+</file>
+
+<file path=customXml/item2.xml><?xml version="1.0" encoding="utf-8"?>
 <p:properties xmlns:p="http://schemas.microsoft.com/office/2006/metadata/properties" xmlns:xsi="http://www.w3.org/2001/XMLSchema-instance" xmlns:pc="http://schemas.microsoft.com/office/infopath/2007/PartnerControls">
   <documentManagement>
     <SharedWithUsers xmlns="10d644ba-cf16-43e8-a31a-a6f565d9c224">
@@ -19648,20 +19786,7 @@
 </p:properties>
 </file>
 
-<file path=customXml/item2.xml><?xml version="1.0" encoding="utf-8"?>
-<?mso-contentType ?>
-<FormTemplates xmlns="http://schemas.microsoft.com/sharepoint/v3/contenttype/forms">
-  <Display>DocumentLibraryForm</Display>
-  <Edit>DocumentLibraryForm</Edit>
-  <New>DocumentLibraryForm</New>
-</FormTemplates>
-</file>
-
 <file path=customXml/item3.xml><?xml version="1.0" encoding="utf-8"?>
-<b:Sources xmlns:b="http://schemas.openxmlformats.org/officeDocument/2006/bibliography" xmlns="http://schemas.openxmlformats.org/officeDocument/2006/bibliography" SelectedStyle="\APASixthEditionOfficeOnline.xsl" StyleName="APA" Version="6"/>
-</file>
-
-<file path=customXml/item4.xml><?xml version="1.0" encoding="utf-8"?>
 <ct:contentTypeSchema xmlns:ct="http://schemas.microsoft.com/office/2006/metadata/contentType" xmlns:ma="http://schemas.microsoft.com/office/2006/metadata/properties/metaAttributes" ct:_="" ma:_="" ma:contentTypeName="Document" ma:contentTypeID="0x010100B31D159F86750749BAD869CB65D39E6C" ma:contentTypeVersion="17" ma:contentTypeDescription="Create a new document." ma:contentTypeScope="" ma:versionID="1ebc239d2c6f30d4872a581e6cc387c4">
   <xsd:schema xmlns:xsd="http://www.w3.org/2001/XMLSchema" xmlns:xs="http://www.w3.org/2001/XMLSchema" xmlns:p="http://schemas.microsoft.com/office/2006/metadata/properties" xmlns:ns2="9f27979c-cb1a-4f8c-bada-64f9d3ac4d94" xmlns:ns3="10d644ba-cf16-43e8-a31a-a6f565d9c224" targetNamespace="http://schemas.microsoft.com/office/2006/metadata/properties" ma:root="true" ma:fieldsID="9f0339a2a807b989c905ef11c72c70d8" ns2:_="" ns3:_="">
     <xsd:import namespace="9f27979c-cb1a-4f8c-bada-64f9d3ac4d94"/>
@@ -19910,7 +20035,19 @@
 </ct:contentTypeSchema>
 </file>
 
+<file path=customXml/item4.xml><?xml version="1.0" encoding="utf-8"?>
+<b:Sources xmlns:b="http://schemas.openxmlformats.org/officeDocument/2006/bibliography" xmlns="http://schemas.openxmlformats.org/officeDocument/2006/bibliography" SelectedStyle="\APASixthEditionOfficeOnline.xsl" StyleName="APA" Version="6"/>
+</file>
+
 <file path=customXml/itemProps1.xml><?xml version="1.0" encoding="utf-8"?>
+<ds:datastoreItem xmlns:ds="http://schemas.openxmlformats.org/officeDocument/2006/customXml" ds:itemID="{111B2D97-67AB-48AB-8906-5C3F3D2EA7BD}">
+  <ds:schemaRefs>
+    <ds:schemaRef ds:uri="http://schemas.microsoft.com/sharepoint/v3/contenttype/forms"/>
+  </ds:schemaRefs>
+</ds:datastoreItem>
+</file>
+
+<file path=customXml/itemProps2.xml><?xml version="1.0" encoding="utf-8"?>
 <ds:datastoreItem xmlns:ds="http://schemas.openxmlformats.org/officeDocument/2006/customXml" ds:itemID="{FB0ED61A-B168-4516-985B-83CA754F1BF1}">
   <ds:schemaRefs>
     <ds:schemaRef ds:uri="http://schemas.microsoft.com/office/2006/metadata/properties"/>
@@ -19921,23 +20058,7 @@
 </ds:datastoreItem>
 </file>
 
-<file path=customXml/itemProps2.xml><?xml version="1.0" encoding="utf-8"?>
-<ds:datastoreItem xmlns:ds="http://schemas.openxmlformats.org/officeDocument/2006/customXml" ds:itemID="{111B2D97-67AB-48AB-8906-5C3F3D2EA7BD}">
-  <ds:schemaRefs>
-    <ds:schemaRef ds:uri="http://schemas.microsoft.com/sharepoint/v3/contenttype/forms"/>
-  </ds:schemaRefs>
-</ds:datastoreItem>
-</file>
-
 <file path=customXml/itemProps3.xml><?xml version="1.0" encoding="utf-8"?>
-<ds:datastoreItem xmlns:ds="http://schemas.openxmlformats.org/officeDocument/2006/customXml" ds:itemID="{A2019CE5-75F5-4B97-B724-0EC6D712A1F6}">
-  <ds:schemaRefs>
-    <ds:schemaRef ds:uri="http://schemas.openxmlformats.org/officeDocument/2006/bibliography"/>
-  </ds:schemaRefs>
-</ds:datastoreItem>
-</file>
-
-<file path=customXml/itemProps4.xml><?xml version="1.0" encoding="utf-8"?>
 <ds:datastoreItem xmlns:ds="http://schemas.openxmlformats.org/officeDocument/2006/customXml" ds:itemID="{31D5550F-BCDD-4523-9ABA-890242572228}">
   <ds:schemaRefs>
     <ds:schemaRef ds:uri="http://schemas.microsoft.com/office/2006/metadata/contentType"/>
@@ -19954,4 +20075,12 @@
     <ds:schemaRef ds:uri="http://schemas.microsoft.com/internal/obd"/>
   </ds:schemaRefs>
 </ds:datastoreItem>
+</file>
+
+<file path=customXml/itemProps4.xml><?xml version="1.0" encoding="utf-8"?>
+<ds:datastoreItem xmlns:ds="http://schemas.openxmlformats.org/officeDocument/2006/customXml" ds:itemID="{A2019CE5-75F5-4B97-B724-0EC6D712A1F6}">
+  <ds:schemaRefs>
+    <ds:schemaRef ds:uri="http://schemas.openxmlformats.org/officeDocument/2006/bibliography"/>
+  </ds:schemaRefs>
+</ds:datastoreItem>
 </file>